--- a/docx/216.Thiết lập khung giờ nhận thông báo_SRS_AI_Generated.docx
+++ b/docx/216.Thiết lập khung giờ nhận thông báo_SRS_AI_Generated.docx
@@ -53,7 +53,7 @@
         <w:t xml:space="preserve">khung giờ yên tĩnh</w:t>
       </w:r>
       <w:r>
-        <w:t xml:space="preserve"> (Quiet Hours / Do Not Disturb) – khoảng thời gian trong ngày mà hệ thống sẽ không gửi Push notification và không hiện toast In-app, đảm bảo NSD không bị làm phiền ngoài giờ làm việc hoặc trong giờ ngủ. Tính năng này được thiết kế ưu tiên cho </w:t>
+        <w:t xml:space="preserve"> (Quiet Hours / Do Not Disturb) – khoảng thời gian trong ngày mà hệ thống sẽ không gửi Push notification và không hiện thông báo nhỏ In-app, đảm bảo NSD không bị làm phiền ngoài giờ làm việc hoặc trong giờ ngủ. Tính năng này được thiết kế ưu tiên cho </w:t>
       </w:r>
       <w:r>
         <w:rPr>
@@ -63,7 +63,7 @@
         <w:t xml:space="preserve">Mobile App</w:t>
       </w:r>
       <w:r>
-        <w:t xml:space="preserve"> (push notification) nhưng cũng áp dụng cho In-app toast trên web. Tham khảo iOS Focus Mode và Android Bedtime.</w:t>
+        <w:t xml:space="preserve"> (push notification) nhưng cũng áp dụng cho In-app thông báo nhỏ trên web. Tham khảo iOS Focus Mode và Android Bedtime.</w:t>
       </w:r>
     </w:p>
     <w:p>
@@ -193,7 +193,7 @@
         </w:numPr>
       </w:pPr>
       <w:r>
-        <w:t xml:space="preserve">NSD truy cập trang "Cài đặt thông báo" → section "Khung giờ nhận thông báo".</w:t>
+        <w:t xml:space="preserve">NSD truy cập trang "Cài đặt thông báo" → phần "Khung giờ nhận thông báo".</w:t>
       </w:r>
     </w:p>
     <w:p>
@@ -268,7 +268,7 @@
     </w:p>
     <w:p>
       <w:r>
-        <w:t xml:space="preserve">Trang Cài đặt thông báo – Section Khung giờ yên tĩnh (Quiet Hours / Do Not Disturb Settings)</w:t>
+        <w:t xml:space="preserve">Trang Cài đặt thông báo – phần Khung giờ yên tĩnh (Quiet Hours / Do Not Disturb Settings)</w:t>
       </w:r>
     </w:p>
     <w:p>
@@ -534,7 +534,7 @@
                 <w:sz w:val="18"/>
                 <w:szCs w:val="18"/>
               </w:rPr>
-              <w:t xml:space="preserve">Tiêu đề section kèm icon mặt trăng (🌙 không dùng emoji trong code, dùng icon SVG). Phụ đề: "Trong khung giờ này, Push notification và thông báo pop-up sẽ tạm dừng. Thông báo vẫn được lưu trong Trung tâm thông báo để bạn xem sau."</w:t>
+              <w:t xml:space="preserve">Tiêu đề phần kèm biểu tượng mặt trăng (🌙 không dùng emoji trong code, dùng biểu tượng SVG). Phụ đề: "Trong khung giờ này, Push notification và thông báo pop-up sẽ tạm dừng. Thông báo vẫn được lưu trong Trung tâm thông báo để bạn xem sau."</w:t>
             </w:r>
           </w:p>
         </w:tc>
@@ -1269,7 +1269,7 @@
                 <w:sz w:val="18"/>
                 <w:szCs w:val="18"/>
               </w:rPr>
-              <w:t xml:space="preserve">Chọn ngày áp dụng: (1) Tất cả các ngày (mặc định), (2) Chỉ ngày làm việc (Thứ Hai – Thứ Sáu), (3) Tùy chỉnh (hiện 7 checkbox ngày trong tuần: T2, T3, T4, T5, T6, T7, CN). Disabled khi toggle tắt.</w:t>
+              <w:t xml:space="preserve">Chọn ngày áp dụng: (1) Tất cả các ngày (mặc định), (2) Chỉ ngày làm việc (Thứ Hai – Thứ Sáu), (3) Tùy chỉnh (hiện 7 hộp kiểm ngày trong tuần: T2, T3, T4, T5, T6, T7, CN). Disabled khi toggle tắt.</w:t>
             </w:r>
           </w:p>
         </w:tc>
@@ -1374,7 +1374,7 @@
                 <w:sz w:val="18"/>
                 <w:szCs w:val="18"/>
               </w:rPr>
-              <w:t xml:space="preserve">Chỉ hiển thị khi chọn "Tùy chỉnh". Bảy checkbox: Thứ Hai, Thứ Ba, Thứ Tư, Thứ Năm, Thứ Sáu, Thứ Bảy, Chủ Nhật. Mỗi checkbox có thể tick độc lập.</w:t>
+              <w:t xml:space="preserve">Chỉ hiển thị khi chọn "Tùy chỉnh". Bảy hộp kiểm: Thứ Hai, Thứ Ba, Thứ Tư, Thứ Năm, Thứ Sáu, Thứ Bảy, Chủ Nhật. Mỗi hộp kiểm có thể tick độc lập.</w:t>
             </w:r>
           </w:p>
         </w:tc>
@@ -1584,7 +1584,7 @@
                 <w:sz w:val="18"/>
                 <w:szCs w:val="18"/>
               </w:rPr>
-              <w:t xml:space="preserve">Hiển thị múi giờ đang áp dụng cho khung giờ yên tĩnh: "Múi giờ: Indochina Time (ICT) UTC+7". Link "Thay đổi" dẫn đến cài đặt hồ sơ.</w:t>
+              <w:t xml:space="preserve">Hiển thị múi giờ đang áp dụng cho khung giờ yên tĩnh: "Múi giờ: Indochina Time (ICT) UTC+7". liên kết "Thay đổi" dẫn đến cài đặt hồ sơ.</w:t>
             </w:r>
           </w:p>
         </w:tc>
@@ -2023,7 +2023,7 @@
                 <w:sz w:val="18"/>
                 <w:szCs w:val="18"/>
               </w:rPr>
-              <w:t xml:space="preserve">Khi mở section, hệ thống tải cấu hình từ API (GET /users/me/quiet-hours). Hiển thị toggle trạng thái, giờ bắt đầu/kết thúc, ngày áp dụng. Nhãn trạng thái tự động tính toán theo giờ thực: nếu đang trong khung giờ thì hiển thị "Đang hoạt động", ngược lại "Sẽ bắt đầu lúc X". Trường hợp 1: Tải thành công, hiển thị đúng cấu hình. Trường hợp 2: API lỗi, hiển thị "Không thể tải cài đặt. Vui lòng thử lại."</w:t>
+              <w:t xml:space="preserve">Khi mở phần, hệ thống tải cấu hình từ API (GET /users/me/quiet-hours). Hiển thị toggle trạng thái, giờ bắt đầu/kết thúc, ngày áp dụng. Nhãn trạng thái tự động tính toán theo giờ thực: nếu đang trong khung giờ thì hiển thị "Đang hoạt động", ngược lại "Sẽ bắt đầu lúc X". Trường hợp 1: Tải thành công, hiển thị đúng cấu hình. Trường hợp 2: API lỗi, hiển thị "Không thể tải cài đặt. Vui lòng thử lại."</w:t>
             </w:r>
           </w:p>
         </w:tc>
@@ -2193,7 +2193,7 @@
                 <w:sz w:val="18"/>
                 <w:szCs w:val="18"/>
               </w:rPr>
-              <w:t xml:space="preserve">NSD chạm/click vào time picker "Từ" và "Đến" để chọn giờ. Trên mobile: dùng native time picker của OS (iOS wheel / Android clock picker). Trên web: dropdown hoặc input giờ:phút. Khi giờ kết thúc nhỏ hơn giờ bắt đầu: hệ thống tự hiểu là qua đêm và hiển thị "(hôm sau)" bên cạnh giờ kết thúc. Ví dụ: "22:00 – 07:00 (hôm sau) = 9 giờ". Thanh timeline visual cập nhật real-time theo lựa chọn. Validation: không cho phép giờ bắt đầu = giờ kết thúc (khung giờ 0 tiếng).</w:t>
+              <w:t xml:space="preserve">NSD chạm/click vào time picker "Từ" và "Đến" để chọn giờ. Trên mobile: dùng native time picker của OS (iOS wheel / Android clock picker). Trên web: danh sách thả xuống hoặc input giờ:phút. Khi giờ kết thúc nhỏ hơn giờ bắt đầu: hệ thống tự hiểu là qua đêm và hiển thị "(hôm sau)" bên cạnh giờ kết thúc. Ví dụ: "22:00 – 07:00 (hôm sau) = 9 giờ". Thanh timeline visual cập nhật real-time theo lựa chọn. Validation: không cho phép giờ bắt đầu = giờ kết thúc (khung giờ 0 tiếng).</w:t>
             </w:r>
           </w:p>
         </w:tc>
@@ -2278,7 +2278,7 @@
                 <w:sz w:val="18"/>
                 <w:szCs w:val="18"/>
               </w:rPr>
-              <w:t xml:space="preserve">NSD chọn một trong ba tùy chọn: "Tất cả các ngày" → áp dụng cả 7 ngày, checkbox tùy chỉnh ẩn. "Chỉ ngày làm việc" → T2-T6, checkbox ẩn. "Tùy chỉnh" → hiển thị 7 checkbox ngày, NSD tick chọn ngày muốn áp dụng. Validation: phải chọn ít nhất 1 ngày khi tùy chỉnh. Nếu bỏ chọn hết: cảnh báo "Vui lòng chọn ít nhất một ngày".</w:t>
+              <w:t xml:space="preserve">NSD chọn một trong ba tùy chọn: "Tất cả các ngày" → áp dụng cả 7 ngày, hộp kiểm tùy chỉnh ẩn. "Chỉ ngày làm việc" → T2-T6, hộp kiểm ẩn. "Tùy chỉnh" → hiển thị 7 hộp kiểm ngày, NSD tick chọn ngày muốn áp dụng. Validation: phải chọn ít nhất 1 ngày khi tùy chỉnh. Nếu bỏ chọn hết: cảnh báo "Vui lòng chọn ít nhất một ngày".</w:t>
             </w:r>
           </w:p>
         </w:tc>
@@ -2448,7 +2448,7 @@
                 <w:sz w:val="18"/>
                 <w:szCs w:val="18"/>
               </w:rPr>
-              <w:t xml:space="preserve">Gửi cấu hình lên API (PATCH /users/me/quiet-hours). Payload: {enabled, start_time, end_time, timezone, days_of_week, allow_urgent}. Loading spinner. Thành công: toast "Đã lưu khung giờ yên tĩnh". Khi đang trong khung giờ vừa lưu: hiển thị thêm banner "Khung giờ yên tĩnh đang hoạt động. Thông báo push tạm dừng." Lỗi: toast đỏ "Lưu thất bại. Vui lòng thử lại."</w:t>
+              <w:t xml:space="preserve">Gửi cấu hình lên API (PATCH /users/me/quiet-hours). Payload: {enabled, start_time, end_time, timezone, days_of_week, allow_urgent}. Loading spinner. Thành công: thông báo nhỏ "Đã lưu khung giờ yên tĩnh". Khi đang trong khung giờ vừa lưu: hiển thị thêm banner "Khung giờ yên tĩnh đang hoạt động. Thông báo push tạm dừng." Lỗi: thông báo nhỏ đỏ "Lưu thất bại. Vui lòng thử lại."</w:t>
             </w:r>
           </w:p>
         </w:tc>
@@ -2878,7 +2878,7 @@
                 <w:sz w:val="18"/>
                 <w:szCs w:val="18"/>
               </w:rPr>
-              <w:t xml:space="preserve">Icon nhận diện trạng thái yên tĩnh, màu xám/xanh nhạt.</w:t>
+              <w:t xml:space="preserve">biểu tượng nhận diện trạng thái yên tĩnh, màu xám/xanh nhạt.</w:t>
             </w:r>
           </w:p>
         </w:tc>
@@ -2983,7 +2983,7 @@
                 <w:sz w:val="18"/>
                 <w:szCs w:val="18"/>
               </w:rPr>
-              <w:t xml:space="preserve">Link nhanh đến section "Khung giờ yên tĩnh" để NSD điều chỉnh nếu cần.</w:t>
+              <w:t xml:space="preserve">liên kết nhanh đến phần "Khung giờ yên tĩnh" để NSD điều chỉnh nếu cần.</w:t>
             </w:r>
           </w:p>
         </w:tc>
@@ -3402,7 +3402,7 @@
                 <w:sz w:val="18"/>
                 <w:szCs w:val="18"/>
               </w:rPr>
-              <w:t xml:space="preserve">NSD bấm "Tắt tạm thời": hiển thị confirm dialog. Xác nhận: hệ thống bypass khung giờ yên tĩnh cho session hiện tại (lưu flag vào session storage). Push và In-app toast hoạt động bình thường cho đến hết phiên hoặc NSD đóng app. Cài đặt cố định không bị thay đổi – hôm sau vẫn áp dụng khung giờ yên tĩnh. Banner ẩn đi sau khi tắt tạm thời.</w:t>
+              <w:t xml:space="preserve">NSD bấm "Tắt tạm thời": hiển thị confirm hộp thoại. Xác nhận: hệ thống bypass khung giờ yên tĩnh cho session hiện tại (lưu flag vào session storage). Push và In-app thông báo nhỏ hoạt động bình thường cho đến hết phiên hoặc NSD đóng app. Cài đặt cố định không bị thay đổi – hôm sau vẫn áp dụng khung giờ yên tĩnh. Banner ẩn đi sau khi tắt tạm thời.</w:t>
             </w:r>
           </w:p>
         </w:tc>
